--- a/tests/fixtures/office/nda_contract.docx
+++ b/tests/fixtures/office/nda_contract.docx
@@ -25,7 +25,7 @@
         <w:rPr>
           <w:sz w:val="22"/>
         </w:rPr>
-        <w:t>Party A: Allison Hill, acting on behalf of Miller, Henderson and Johnson, with principal offices located at 863 Lawrence Valleys, Port Lindachester, MA 36922, reachable at kendragalloway@example.org;</w:t>
+        <w:t>Party A: Rachel Moore, acting on behalf of Miller, Henderson and Johnson, with principal offices located at 863 Lawrence Valleys, Port Lindachester, MA 36922, reachable at kendragalloway@example.org;</w:t>
       </w:r>
     </w:p>
     <w:p/>
@@ -114,7 +114,7 @@
         <w:rPr>
           <w:sz w:val="22"/>
         </w:rPr>
-        <w:t>Allison Hill</w:t>
+        <w:t>Rachel Moore</w:t>
       </w:r>
     </w:p>
     <w:p>
